--- a/docs/procedures/FIN-REF-PROC-01_Client_Refund_Procedure.docx
+++ b/docs/procedures/FIN-REF-PROC-01_Client_Refund_Procedure.docx
@@ -842,7 +842,7 @@
         <w:rPr>
           <w:rFonts w:ascii="Arial" w:cs="Arial" w:eastAsia="Arial" w:hAnsi="Arial"/>
         </w:rPr>
-        <w:t xml:space="preserve">MyCase - the client's case record, where the MD leaves the note with the approved refund amount and explanation.</w:t>
+        <w:t xml:space="preserve">MyCase - the client's case record, where the Managing Director Attorney (MD) leaves the note with the approved refund amount and explanation.</w:t>
       </w:r>
     </w:p>
     <w:p>
@@ -1196,7 +1196,7 @@
                 <w:sz w:val="22"/>
                 <w:szCs w:val="22"/>
               </w:rPr>
-              <w:t xml:space="preserve">MD</w:t>
+              <w:t xml:space="preserve">MD (Managing Director Attorney)</w:t>
             </w:r>
           </w:p>
         </w:tc>
@@ -1224,7 +1224,7 @@
                 <w:sz w:val="22"/>
                 <w:szCs w:val="22"/>
               </w:rPr>
-              <w:t xml:space="preserve">The managing attorney responsible for the matter, who gives the approved refund amount and the explanation for it.</w:t>
+              <w:t xml:space="preserve">The Managing Director Attorney, who gives the approved refund amount and the explanation for it.</w:t>
             </w:r>
           </w:p>
         </w:tc>
@@ -1852,7 +1852,7 @@
                 <w:sz w:val="22"/>
                 <w:szCs w:val="22"/>
               </w:rPr>
-              <w:t xml:space="preserve">MD (Managing Attorney)</w:t>
+              <w:t xml:space="preserve">MD (Managing Director Attorney)</w:t>
             </w:r>
           </w:p>
         </w:tc>
